--- a/public/cv_es.docx
+++ b/public/cv_es.docx
@@ -9,8 +9,7 @@
       <w:r>
         <w:rPr>
           <w:b/>
-          <w:color w:val="1D2350"/>
-          <w:sz w:val="48"/>
+          <w:sz w:val="44"/>
         </w:rPr>
         <w:t>Ali Mohamed Khodr</w:t>
       </w:r>
@@ -22,97 +21,95 @@
       <w:r>
         <w:rPr>
           <w:b/>
-          <w:color w:val="4F52C9"/>
-          <w:sz w:val="22"/>
+          <w:color w:val="2141CC"/>
+          <w:sz w:val="21"/>
         </w:rPr>
-        <w:t>Ingeniero de Software | Full-stack: Vue, Nuxt, Ruby on Rails, Node.js</w:t>
+        <w:t>Ingeniero de Software | Full-stack: Vue.js, Nuxt, TypeScript, Ruby on Rails, Node.js</w:t>
       </w:r>
     </w:p>
     <w:p>
       <w:pPr>
-        <w:spacing w:after="120"/>
+        <w:spacing w:after="80"/>
         <w:pBdr>
-          <w:bottom w:val="single" w:sz="12" w:space="2" w:color="4f52c9"/>
+          <w:bottom w:val="single" w:sz="12" w:space="2" w:color="2141CC"/>
         </w:pBdr>
       </w:pPr>
       <w:r>
         <w:rPr>
-          <w:color w:val="5B6185"/>
-          <w:sz w:val="19"/>
+          <w:color w:val="545C6A"/>
+          <w:sz w:val="18"/>
         </w:rPr>
-        <w:t>São José dos Campos, SP, Brasil  |  ali.m.khodr@gmail.com  |  (12) 98859-4305</w:t>
+        <w:t>São José dos Campos, SP, Brasil  |  ali.m.khodr@gmail.com  |  +55 12 98859-4305</w:t>
         <w:br/>
       </w:r>
       <w:r>
         <w:rPr>
-          <w:color w:val="5B6185"/>
-          <w:sz w:val="19"/>
+          <w:color w:val="545C6A"/>
+          <w:sz w:val="18"/>
         </w:rPr>
-        <w:t>linkedin.com/in/alimohamedkhodr  |  github.com/alimkhodr</w:t>
+        <w:t>linkedin.com/in/alimohamedkhodr  |  github.com/alimkhodr  |  alimkhodr.netlify.app</w:t>
       </w:r>
     </w:p>
     <w:p>
       <w:pPr>
         <w:keepNext/>
-        <w:spacing w:before="240" w:after="100"/>
+        <w:spacing w:before="180" w:after="80"/>
         <w:pBdr>
-          <w:bottom w:val="single" w:sz="6" w:space="2" w:color="d9dcf0"/>
+          <w:bottom w:val="single" w:sz="6" w:space="2" w:color="D5D9E2"/>
         </w:pBdr>
       </w:pPr>
       <w:r>
         <w:rPr>
           <w:b/>
-          <w:color w:val="4F52C9"/>
-          <w:sz w:val="21"/>
+          <w:color w:val="2141CC"/>
+          <w:sz w:val="20"/>
         </w:rPr>
         <w:t>RESUMEN PROFESIONAL</w:t>
       </w:r>
     </w:p>
     <w:p>
       <w:r>
-        <w:t>Ingeniero de software full-stack con experiencia en construir productos web desde cero hasta producción. Tech lead técnico de una pasarela de pagos embebible (Tarjeta, PIX y Boleto) y de un área de estudiantes multi-tenant. Dominio de Vue, Nuxt, React, Ruby on Rails y Node.js, con práctica en Docker, AWS y CI/CD. Unos 170 pull requests en el último año, con 97% de tasa de merge en más de 20 repositorios.</w:t>
+        <w:t>Ingeniero de software full-stack que lleva productos web desde cero hasta producción. Tech lead de una pasarela de pagos embebible (Tarjeta, PIX y Boleto) y de un portal de estudiantes multi-tenant en Qeevo Group. Trabaja con Vue.js, Nuxt, TypeScript, Ruby on Rails y Node.js, además de Docker, AWS y CI/CD. Últimos 12 meses: 634 pull requests abiertos (540 integrados) y 295 pull requests de otros desarrolladores revisados, en 26 repositorios.</w:t>
       </w:r>
     </w:p>
     <w:p>
       <w:pPr>
         <w:keepNext/>
-        <w:spacing w:before="240" w:after="100"/>
+        <w:spacing w:before="180" w:after="80"/>
         <w:pBdr>
-          <w:bottom w:val="single" w:sz="6" w:space="2" w:color="d9dcf0"/>
+          <w:bottom w:val="single" w:sz="6" w:space="2" w:color="D5D9E2"/>
         </w:pBdr>
       </w:pPr>
       <w:r>
         <w:rPr>
           <w:b/>
-          <w:color w:val="4F52C9"/>
-          <w:sz w:val="21"/>
+          <w:color w:val="2141CC"/>
+          <w:sz w:val="20"/>
         </w:rPr>
         <w:t>COMPETENCIAS TÉCNICAS</w:t>
       </w:r>
     </w:p>
     <w:p>
       <w:pPr>
-        <w:spacing w:after="40"/>
+        <w:spacing w:after="20"/>
       </w:pPr>
       <w:r>
         <w:rPr>
           <w:b/>
-          <w:color w:val="1D2350"/>
         </w:rPr>
         <w:t xml:space="preserve">Lenguajes: </w:t>
       </w:r>
       <w:r>
-        <w:t>TypeScript, JavaScript, Ruby, Node.js, Python, SQL, C#</w:t>
+        <w:t>TypeScript, JavaScript, Ruby, Python, SQL, C#, Visual Basic</w:t>
       </w:r>
     </w:p>
     <w:p>
       <w:pPr>
-        <w:spacing w:after="40"/>
+        <w:spacing w:after="20"/>
       </w:pPr>
       <w:r>
         <w:rPr>
           <w:b/>
-          <w:color w:val="1D2350"/>
         </w:rPr>
         <w:t xml:space="preserve">Frontend: </w:t>
       </w:r>
@@ -122,29 +119,27 @@
     </w:p>
     <w:p>
       <w:pPr>
-        <w:spacing w:after="40"/>
+        <w:spacing w:after="20"/>
       </w:pPr>
       <w:r>
         <w:rPr>
           <w:b/>
-          <w:color w:val="1D2350"/>
         </w:rPr>
         <w:t xml:space="preserve">Backend y APIs: </w:t>
       </w:r>
       <w:r>
-        <w:t>Ruby on Rails, Node.js, APIs REST, GraphQL, autenticación OAuth</w:t>
+        <w:t>Ruby on Rails, Node.js, APIs REST, GraphQL, OAuth</w:t>
       </w:r>
     </w:p>
     <w:p>
       <w:pPr>
-        <w:spacing w:after="40"/>
+        <w:spacing w:after="20"/>
       </w:pPr>
       <w:r>
         <w:rPr>
           <w:b/>
-          <w:color w:val="1D2350"/>
         </w:rPr>
-        <w:t xml:space="preserve">Infraestructura: </w:t>
+        <w:t xml:space="preserve">Infraestructura y DevOps: </w:t>
       </w:r>
       <w:r>
         <w:t>Docker, AWS, CI/CD, GitHub Actions, Linux, Netlify, Vercel</w:t>
@@ -152,12 +147,11 @@
     </w:p>
     <w:p>
       <w:pPr>
-        <w:spacing w:after="40"/>
+        <w:spacing w:after="20"/>
       </w:pPr>
       <w:r>
         <w:rPr>
           <w:b/>
-          <w:color w:val="1D2350"/>
         </w:rPr>
         <w:t xml:space="preserve">Datos: </w:t>
       </w:r>
@@ -167,47 +161,31 @@
     </w:p>
     <w:p>
       <w:pPr>
-        <w:spacing w:after="40"/>
+        <w:spacing w:after="20"/>
       </w:pPr>
       <w:r>
         <w:rPr>
           <w:b/>
-          <w:color w:val="1D2350"/>
         </w:rPr>
-        <w:t xml:space="preserve">Dominios: </w:t>
+        <w:t xml:space="preserve">Dominios y prácticas: </w:t>
       </w:r>
       <w:r>
-        <w:t>Pagos (pasarela embebible, Tarjeta, PIX, PIX recurrente, Boleto, reembolsos), arquitectura multi-tenant, design systems, pruebas A/B</w:t>
-      </w:r>
-    </w:p>
-    <w:p>
-      <w:pPr>
-        <w:spacing w:after="40"/>
-      </w:pPr>
-      <w:r>
-        <w:rPr>
-          <w:b/>
-          <w:color w:val="1D2350"/>
-        </w:rPr>
-        <w:t xml:space="preserve">Prácticas y herramientas: </w:t>
-      </w:r>
-      <w:r>
-        <w:t>Code review, pruebas automatizadas, Git, monorepos, metodologías ágiles, Claude Code</w:t>
+        <w:t>Pagos (Tarjeta, PIX, PIX recurrente, Boleto, reembolsos), arquitectura multi-tenant, design systems, pruebas A/B, code review, pruebas automatizadas, Git, metodologías ágiles, Claude Code</w:t>
       </w:r>
     </w:p>
     <w:p>
       <w:pPr>
         <w:keepNext/>
-        <w:spacing w:before="240" w:after="100"/>
+        <w:spacing w:before="180" w:after="80"/>
         <w:pBdr>
-          <w:bottom w:val="single" w:sz="6" w:space="2" w:color="d9dcf0"/>
+          <w:bottom w:val="single" w:sz="6" w:space="2" w:color="D5D9E2"/>
         </w:pBdr>
       </w:pPr>
       <w:r>
         <w:rPr>
           <w:b/>
-          <w:color w:val="4F52C9"/>
-          <w:sz w:val="21"/>
+          <w:color w:val="2141CC"/>
+          <w:sz w:val="20"/>
         </w:rPr>
         <w:t>EXPERIENCIA PROFESIONAL</w:t>
       </w:r>
@@ -215,39 +193,41 @@
     <w:p>
       <w:pPr>
         <w:keepNext/>
-        <w:spacing w:before="120" w:after="0"/>
+        <w:spacing w:before="100" w:after="0"/>
       </w:pPr>
       <w:r>
         <w:rPr>
           <w:b/>
-          <w:sz w:val="23"/>
+          <w:sz w:val="21"/>
         </w:rPr>
         <w:t>Qeevo Group (antes Quero Educação)</w:t>
       </w:r>
       <w:r>
         <w:rPr>
-          <w:color w:val="5B6185"/>
+          <w:color w:val="545C6A"/>
+          <w:sz w:val="18"/>
         </w:rPr>
-        <w:t xml:space="preserve">   São José dos Campos, SP</w:t>
+        <w:t xml:space="preserve">  |  São José dos Campos, SP, Brasil</w:t>
       </w:r>
     </w:p>
     <w:p>
       <w:pPr>
         <w:keepNext/>
-        <w:spacing w:before="80" w:after="40"/>
+        <w:spacing w:before="60" w:after="20"/>
       </w:pPr>
       <w:r>
         <w:rPr>
           <w:b/>
-          <w:color w:val="4F52C9"/>
+          <w:color w:val="2141CC"/>
         </w:rPr>
         <w:t>Ingeniero de Software</w:t>
       </w:r>
       <w:r>
         <w:rPr>
-          <w:color w:val="5B6185"/>
+          <w:color w:val="545C6A"/>
+          <w:sz w:val="18"/>
         </w:rPr>
-        <w:t xml:space="preserve">   2025 - actual</w:t>
+        <w:t xml:space="preserve">  |  2025 - actual</w:t>
       </w:r>
     </w:p>
     <w:p>
@@ -255,7 +235,7 @@
         <w:pStyle w:val="ListBullet"/>
       </w:pPr>
       <w:r>
-        <w:t>Tech lead técnico en la construcción desde cero de una pasarela de pagos embebible vía iframe para socios, con flujos de Tarjeta, PIX y Boleto, cupones, temas por marca, CI/CD y contenerización (unos 33 pull requests entre backend y frontend).</w:t>
+        <w:t>Lideré técnicamente la construcción desde cero de una pasarela de pagos embebible para socios (iframe): flujos de Tarjeta, PIX y Boleto, cupones, temas por marca, CI/CD y Docker (unos 33 pull requests entre backend y frontend).</w:t>
       </w:r>
     </w:p>
     <w:p>
@@ -263,7 +243,7 @@
         <w:pStyle w:val="ListBullet"/>
       </w:pPr>
       <w:r>
-        <w:t>Liderazgo técnico de un área de estudiantes multi-tenant construida desde cero: historial de pagos, reembolsos de autoservicio, validación de clave PIX y localización por tenant.</w:t>
+        <w:t>Lideré un portal de estudiantes multi-tenant, también construido desde cero: historial de pagos, reembolsos de autoservicio, validación de clave PIX y localización por tenant (unos 24 pull requests como responsable técnico del producto).</w:t>
       </w:r>
     </w:p>
     <w:p>
@@ -271,7 +251,7 @@
         <w:pStyle w:val="ListBullet"/>
       </w:pPr>
       <w:r>
-        <w:t>Coordinación de un flujo de reembolso de punta a punta en más de 6 repositorios y varios equipos, con reembolso por PIX, respaldo automático por correo electrónico y panel de auditoría.</w:t>
+        <w:t>Coordiné un flujo de reembolso de punta a punta en más de 6 repositorios y varios equipos, con reembolso por PIX, respaldo automático por correo electrónico y panel de auditoría.</w:t>
       </w:r>
     </w:p>
     <w:p>
@@ -279,7 +259,7 @@
         <w:pStyle w:val="ListBullet"/>
       </w:pPr>
       <w:r>
-        <w:t>Habilitación del PIX recurrente como método de suscripción, desde el controller del monolito hasta el modal de pago del frontend.</w:t>
+        <w:t>Habilité el PIX recurrente como método de pago de suscripciones, desde el controller del monolito Ruby hasta el modal de pago del frontend.</w:t>
       </w:r>
     </w:p>
     <w:p>
@@ -287,39 +267,39 @@
         <w:pStyle w:val="ListBullet"/>
       </w:pPr>
       <w:r>
-        <w:t>Contribución al design system compartido de la organización, 74 code reviews en el período y experimentos A/B en cross-sell post-checkout.</w:t>
+        <w:t>Revisé 295 pull requests de otros desarrolladores en los últimos 12 meses, contribuí al design system compartido de la organización e implementé pruebas A/B de cross-sell post-checkout.</w:t>
       </w:r>
     </w:p>
     <w:p>
       <w:pPr>
-        <w:spacing w:after="80"/>
+        <w:spacing w:after="60"/>
       </w:pPr>
       <w:r>
         <w:rPr>
-          <w:i/>
-          <w:color w:val="5B6185"/>
-          <w:sz w:val="19"/>
+          <w:color w:val="545C6A"/>
+          <w:sz w:val="18"/>
         </w:rPr>
-        <w:t>Tecnologías: Vue, Nuxt, TypeScript, Ruby on Rails, Node.js, Docker, AWS, PostgreSQL, CI/CD</w:t>
+        <w:t>Tecnologías: Vue.js, Nuxt, TypeScript, Ruby on Rails, Node.js, Docker, AWS, PostgreSQL, CI/CD</w:t>
       </w:r>
     </w:p>
     <w:p>
       <w:pPr>
         <w:keepNext/>
-        <w:spacing w:before="80" w:after="40"/>
+        <w:spacing w:before="60" w:after="20"/>
       </w:pPr>
       <w:r>
         <w:rPr>
           <w:b/>
-          <w:color w:val="4F52C9"/>
+          <w:color w:val="2141CC"/>
         </w:rPr>
         <w:t>Desarrollador Full-stack</w:t>
       </w:r>
       <w:r>
         <w:rPr>
-          <w:color w:val="5B6185"/>
+          <w:color w:val="545C6A"/>
+          <w:sz w:val="18"/>
         </w:rPr>
-        <w:t xml:space="preserve">   2024 - 2025</w:t>
+        <w:t xml:space="preserve">  |  2024 - 2025</w:t>
       </w:r>
     </w:p>
     <w:p>
@@ -327,7 +307,7 @@
         <w:pStyle w:val="ListBullet"/>
       </w:pPr>
       <w:r>
-        <w:t>Desarrollo de funcionalidades full-stack en un marketplace educativo con múltiples marcas y tenants.</w:t>
+        <w:t>Desarrollé funcionalidades full-stack en un marketplace educativo con múltiples marcas y tenants.</w:t>
       </w:r>
     </w:p>
     <w:p>
@@ -335,58 +315,59 @@
         <w:pStyle w:val="ListBullet"/>
       </w:pPr>
       <w:r>
-        <w:t>Rediseño del layout de las páginas de pago de suscripción e implementación de cross-sell multi-oferta post-checkout, con control de estado por cookies.</w:t>
+        <w:t>Rediseñé las páginas de pago de suscripciones e implementé cross-sell multi-oferta post-checkout, con estado controlado por cookies.</w:t>
       </w:r>
     </w:p>
     <w:p>
       <w:pPr>
-        <w:spacing w:after="80"/>
+        <w:spacing w:after="60"/>
       </w:pPr>
       <w:r>
         <w:rPr>
-          <w:i/>
-          <w:color w:val="5B6185"/>
-          <w:sz w:val="19"/>
+          <w:color w:val="545C6A"/>
+          <w:sz w:val="18"/>
         </w:rPr>
-        <w:t>Tecnologías: Vue, React, Nuxt, Ruby, AWS, Docker</w:t>
+        <w:t>Tecnologías: Vue.js, React, Nuxt, Ruby, AWS, Docker</w:t>
       </w:r>
     </w:p>
     <w:p>
       <w:pPr>
         <w:keepNext/>
-        <w:spacing w:before="120" w:after="0"/>
+        <w:spacing w:before="100" w:after="0"/>
       </w:pPr>
       <w:r>
         <w:rPr>
           <w:b/>
-          <w:sz w:val="23"/>
+          <w:sz w:val="21"/>
         </w:rPr>
         <w:t>APTIV</w:t>
       </w:r>
       <w:r>
         <w:rPr>
-          <w:color w:val="5B6185"/>
+          <w:color w:val="545C6A"/>
+          <w:sz w:val="18"/>
         </w:rPr>
-        <w:t xml:space="preserve">   São José dos Campos, SP</w:t>
+        <w:t xml:space="preserve">  |  São José dos Campos, SP, Brasil</w:t>
       </w:r>
     </w:p>
     <w:p>
       <w:pPr>
         <w:keepNext/>
-        <w:spacing w:before="80" w:after="40"/>
+        <w:spacing w:before="60" w:after="20"/>
       </w:pPr>
       <w:r>
         <w:rPr>
           <w:b/>
-          <w:color w:val="4F52C9"/>
+          <w:color w:val="2141CC"/>
         </w:rPr>
         <w:t>Desarrollador de Herramientas Internas</w:t>
       </w:r>
       <w:r>
         <w:rPr>
-          <w:color w:val="5B6185"/>
+          <w:color w:val="545C6A"/>
+          <w:sz w:val="18"/>
         </w:rPr>
-        <w:t xml:space="preserve">   2022 - 2024</w:t>
+        <w:t xml:space="preserve">  |  2022 - 2024</w:t>
       </w:r>
     </w:p>
     <w:p>
@@ -394,7 +375,7 @@
         <w:pStyle w:val="ListBullet"/>
       </w:pPr>
       <w:r>
-        <w:t>Desarrollo de herramientas internas y automatizaciones de procesos industriales, con integración a bases SQL Server en producción.</w:t>
+        <w:t>Desarrollé herramientas internas y automatizaciones de procesos industriales integradas con bases SQL Server en producción.</w:t>
       </w:r>
     </w:p>
     <w:p>
@@ -402,18 +383,17 @@
         <w:pStyle w:val="ListBullet"/>
       </w:pPr>
       <w:r>
-        <w:t>Presentación de un proyecto interno de tres meses a la dirección, con reconocimiento formal.</w:t>
+        <w:t>Presenté a la dirección un proyecto interno de tres meses, con reconocimiento formal.</w:t>
       </w:r>
     </w:p>
     <w:p>
       <w:pPr>
-        <w:spacing w:after="80"/>
+        <w:spacing w:after="60"/>
       </w:pPr>
       <w:r>
         <w:rPr>
-          <w:i/>
-          <w:color w:val="5B6185"/>
-          <w:sz w:val="19"/>
+          <w:color w:val="545C6A"/>
+          <w:sz w:val="18"/>
         </w:rPr>
         <w:t>Tecnologías: Visual Basic, C#, SQL, React, Node.js, Docker</w:t>
       </w:r>
@@ -421,104 +401,18 @@
     <w:p>
       <w:pPr>
         <w:keepNext/>
-        <w:spacing w:before="240" w:after="100"/>
+        <w:spacing w:before="180" w:after="80"/>
         <w:pBdr>
-          <w:bottom w:val="single" w:sz="6" w:space="2" w:color="d9dcf0"/>
+          <w:bottom w:val="single" w:sz="6" w:space="2" w:color="D5D9E2"/>
         </w:pBdr>
       </w:pPr>
       <w:r>
         <w:rPr>
           <w:b/>
-          <w:color w:val="4F52C9"/>
-          <w:sz w:val="21"/>
+          <w:color w:val="2141CC"/>
+          <w:sz w:val="20"/>
         </w:rPr>
         <w:t>FORMACIÓN ACADÉMICA</w:t>
-      </w:r>
-    </w:p>
-    <w:p>
-      <w:pPr>
-        <w:spacing w:after="80"/>
-      </w:pPr>
-      <w:r>
-        <w:rPr>
-          <w:b/>
-        </w:rPr>
-        <w:t>Análisis y Desarrollo de Sistemas</w:t>
-      </w:r>
-      <w:r>
-        <w:br/>
-      </w:r>
-      <w:r>
-        <w:t>Universidade do Vale do Paraíba (Univap)</w:t>
-      </w:r>
-      <w:r>
-        <w:rPr>
-          <w:color w:val="5B6185"/>
-        </w:rPr>
-        <w:t xml:space="preserve">   03/2023 - 10/2025  |  Completado</w:t>
-      </w:r>
-    </w:p>
-    <w:p>
-      <w:pPr>
-        <w:spacing w:after="80"/>
-      </w:pPr>
-      <w:r>
-        <w:rPr>
-          <w:b/>
-        </w:rPr>
-        <w:t>Tecnología en Base de Datos</w:t>
-      </w:r>
-      <w:r>
-        <w:br/>
-      </w:r>
-      <w:r>
-        <w:t>Fatec São José dos Campos</w:t>
-      </w:r>
-      <w:r>
-        <w:rPr>
-          <w:color w:val="5B6185"/>
-        </w:rPr>
-        <w:t xml:space="preserve">   2022 - actual</w:t>
-      </w:r>
-    </w:p>
-    <w:p>
-      <w:pPr>
-        <w:spacing w:after="80"/>
-      </w:pPr>
-      <w:r>
-        <w:rPr>
-          <w:b/>
-        </w:rPr>
-        <w:t>Técnico en Desarrollo de Sistemas</w:t>
-      </w:r>
-      <w:r>
-        <w:br/>
-      </w:r>
-      <w:r>
-        <w:t>ETEC Profª Ilza Nascimento Pintus</w:t>
-      </w:r>
-      <w:r>
-        <w:rPr>
-          <w:color w:val="5B6185"/>
-        </w:rPr>
-        <w:t xml:space="preserve">   2019 - 2021</w:t>
-      </w:r>
-    </w:p>
-    <w:p>
-      <w:pPr>
-        <w:keepNext/>
-        <w:spacing w:before="240" w:after="100"/>
-        <w:pBdr>
-          <w:bottom w:val="single" w:sz="6" w:space="2" w:color="d9dcf0"/>
-        </w:pBdr>
-      </w:pPr>
-      <w:r>
-        <w:rPr>
-          <w:b/>
-          <w:color w:val="4F52C9"/>
-          <w:sz w:val="21"/>
-        </w:rPr>
-        <w:t>IDIOMAS</w:t>
       </w:r>
     </w:p>
     <w:p>
@@ -529,10 +423,14 @@
         <w:rPr>
           <w:b/>
         </w:rPr>
-        <w:t xml:space="preserve">Portugués: </w:t>
+        <w:t>Análisis y Desarrollo de Sistemas</w:t>
       </w:r>
       <w:r>
-        <w:t>nativo</w:t>
+        <w:rPr>
+          <w:color w:val="545C6A"/>
+          <w:sz w:val="18"/>
+        </w:rPr>
+        <w:t xml:space="preserve">  |  Universidade do Vale do Paraíba (Univap)  |  2023 - 2025, completado</w:t>
       </w:r>
     </w:p>
     <w:p>
@@ -543,15 +441,59 @@
         <w:rPr>
           <w:b/>
         </w:rPr>
-        <w:t xml:space="preserve">Inglés: </w:t>
+        <w:t>Tecnología en Base de Datos</w:t>
       </w:r>
       <w:r>
-        <w:t>avanzado (C1), lectura, escritura y conversación</w:t>
+        <w:rPr>
+          <w:color w:val="545C6A"/>
+          <w:sz w:val="18"/>
+        </w:rPr>
+        <w:t xml:space="preserve">  |  Fatec São José dos Campos  |  2022 - actual</w:t>
+      </w:r>
+    </w:p>
+    <w:p>
+      <w:pPr>
+        <w:spacing w:after="40"/>
+      </w:pPr>
+      <w:r>
+        <w:rPr>
+          <w:b/>
+        </w:rPr>
+        <w:t>Técnico en Desarrollo de Sistemas</w:t>
+      </w:r>
+      <w:r>
+        <w:rPr>
+          <w:color w:val="545C6A"/>
+          <w:sz w:val="18"/>
+        </w:rPr>
+        <w:t xml:space="preserve">  |  ETEC Profª Ilza Nascimento Pintus  |  2019 - 2021</w:t>
+      </w:r>
+    </w:p>
+    <w:p>
+      <w:pPr>
+        <w:keepNext/>
+        <w:spacing w:before="180" w:after="80"/>
+        <w:pBdr>
+          <w:bottom w:val="single" w:sz="6" w:space="2" w:color="D5D9E2"/>
+        </w:pBdr>
+      </w:pPr>
+      <w:r>
+        <w:rPr>
+          <w:b/>
+          <w:color w:val="2141CC"/>
+          <w:sz w:val="20"/>
+        </w:rPr>
+        <w:t>IDIOMAS</w:t>
+      </w:r>
+    </w:p>
+    <w:p>
+      <w:r>
+        <w:t>Portugués: nativo  |  Inglés: avanzado (C1)</w:t>
       </w:r>
     </w:p>
     <w:sectPr>
-      <w:pgSz w:w="12240" w:h="15840"/>
-      <w:pgMar w:top="907" w:right="1134" w:bottom="907" w:left="1134" w:header="720" w:footer="720" w:gutter="0"/>
+      <w:pgSz w:w="11906" w:h="16838"/>
+      <w:pgMar w:top="737" w:right="964" w:bottom="737" w:left="964" w:header="720" w:footer="720" w:gutter="0"/>
       <w:cols w:space="720"/>
       <w:docGrid w:linePitch="360"/>
     </w:sectPr>
@@ -923,12 +865,12 @@
     <w:qFormat/>
     <w:rsid w:val="00FC693F"/>
     <w:pPr>
-      <w:spacing w:after="60" w:line="276" w:lineRule="auto"/>
+      <w:spacing w:after="40" w:line="264" w:lineRule="auto"/>
     </w:pPr>
     <w:rPr>
       <w:rFonts w:ascii="Calibri" w:hAnsi="Calibri"/>
-      <w:color w:val="1D2350"/>
-      <w:sz w:val="21"/>
+      <w:color w:val="14161A"/>
+      <w:sz w:val="20"/>
     </w:rPr>
   </w:style>
   <w:style w:type="paragraph" w:styleId="Header">
@@ -1457,7 +1399,7 @@
       <w:numPr>
         <w:numId w:val="1"/>
       </w:numPr>
-      <w:spacing w:after="40"/>
+      <w:spacing w:after="20"/>
       <w:contextualSpacing/>
     </w:pPr>
     <w:rPr>

--- a/public/cv_es.docx
+++ b/public/cv_es.docx
@@ -47,7 +47,7 @@
           <w:color w:val="545C6A"/>
           <w:sz w:val="18"/>
         </w:rPr>
-        <w:t>linkedin.com/in/alimohamedkhodr  |  github.com/alimkhodr  |  alimkhodr.netlify.app</w:t>
+        <w:t>linkedin.com/in/alimohamedkhodr  |  github.com/alimkhodr  |  alikhodr.dev</w:t>
       </w:r>
     </w:p>
     <w:p>

--- a/public/cv_es.docx
+++ b/public/cv_es.docx
@@ -227,7 +227,7 @@
           <w:color w:val="545C6A"/>
           <w:sz w:val="18"/>
         </w:rPr>
-        <w:t xml:space="preserve">  |  2025 - actual</w:t>
+        <w:t xml:space="preserve">  |  11/2024 - actual</w:t>
       </w:r>
     </w:p>
     <w:p>
@@ -272,46 +272,6 @@
     </w:p>
     <w:p>
       <w:pPr>
-        <w:spacing w:after="60"/>
-      </w:pPr>
-      <w:r>
-        <w:rPr>
-          <w:color w:val="545C6A"/>
-          <w:sz w:val="18"/>
-        </w:rPr>
-        <w:t>Tecnologías: Vue.js, Nuxt, TypeScript, Ruby on Rails, Node.js, Docker, AWS, PostgreSQL, CI/CD</w:t>
-      </w:r>
-    </w:p>
-    <w:p>
-      <w:pPr>
-        <w:keepNext/>
-        <w:spacing w:before="60" w:after="20"/>
-      </w:pPr>
-      <w:r>
-        <w:rPr>
-          <w:b/>
-          <w:color w:val="2141CC"/>
-        </w:rPr>
-        <w:t>Desarrollador Full-stack</w:t>
-      </w:r>
-      <w:r>
-        <w:rPr>
-          <w:color w:val="545C6A"/>
-          <w:sz w:val="18"/>
-        </w:rPr>
-        <w:t xml:space="preserve">  |  2024 - 2025</w:t>
-      </w:r>
-    </w:p>
-    <w:p>
-      <w:pPr>
-        <w:pStyle w:val="ListBullet"/>
-      </w:pPr>
-      <w:r>
-        <w:t>Desarrollé funcionalidades full-stack en un marketplace educativo con múltiples marcas y tenants.</w:t>
-      </w:r>
-    </w:p>
-    <w:p>
-      <w:pPr>
         <w:pStyle w:val="ListBullet"/>
       </w:pPr>
       <w:r>
@@ -327,7 +287,7 @@
           <w:color w:val="545C6A"/>
           <w:sz w:val="18"/>
         </w:rPr>
-        <w:t>Tecnologías: Vue.js, React, Nuxt, Ruby, AWS, Docker</w:t>
+        <w:t>Tecnologías: Vue.js, Nuxt, TypeScript, React, Ruby on Rails, Node.js, Docker, AWS, PostgreSQL, CI/CD</w:t>
       </w:r>
     </w:p>
     <w:p>
@@ -347,7 +307,7 @@
           <w:color w:val="545C6A"/>
           <w:sz w:val="18"/>
         </w:rPr>
-        <w:t xml:space="preserve">  |  São José dos Campos, SP, Brasil</w:t>
+        <w:t xml:space="preserve">  |  Jambeiro, SP, Brasil</w:t>
       </w:r>
     </w:p>
     <w:p>
@@ -360,14 +320,14 @@
           <w:b/>
           <w:color w:val="2141CC"/>
         </w:rPr>
-        <w:t>Desarrollador de Herramientas Internas</w:t>
+        <w:t>Ingeniero de Software (pasantía)</w:t>
       </w:r>
       <w:r>
         <w:rPr>
           <w:color w:val="545C6A"/>
           <w:sz w:val="18"/>
         </w:rPr>
-        <w:t xml:space="preserve">  |  2022 - 2024</w:t>
+        <w:t xml:space="preserve">  |  04/2023 - 11/2024</w:t>
       </w:r>
     </w:p>
     <w:p>
@@ -430,7 +390,7 @@
           <w:color w:val="545C6A"/>
           <w:sz w:val="18"/>
         </w:rPr>
-        <w:t xml:space="preserve">  |  Universidade do Vale do Paraíba (Univap)  |  2023 - 2025, completado</w:t>
+        <w:t xml:space="preserve">  |  Universidade do Vale do Paraíba (Univap)  |  03/2023 - 10/2025, completado</w:t>
       </w:r>
     </w:p>
     <w:p>
@@ -448,7 +408,7 @@
           <w:color w:val="545C6A"/>
           <w:sz w:val="18"/>
         </w:rPr>
-        <w:t xml:space="preserve">  |  Fatec São José dos Campos  |  2022 - actual</w:t>
+        <w:t xml:space="preserve">  |  Fatec São José dos Campos  |  02/2022 - 12/2025</w:t>
       </w:r>
     </w:p>
     <w:p>
@@ -466,7 +426,7 @@
           <w:color w:val="545C6A"/>
           <w:sz w:val="18"/>
         </w:rPr>
-        <w:t xml:space="preserve">  |  ETEC Profª Ilza Nascimento Pintus  |  2019 - 2021</w:t>
+        <w:t xml:space="preserve">  |  ETEC Profª Ilza Nascimento Pintus  |  02/2019 - 12/2021</w:t>
       </w:r>
     </w:p>
     <w:p>
